--- a/DAX查询语言.docx
+++ b/DAX查询语言.docx
@@ -6,7 +6,6 @@
       <w:pPr>
         <w:jc w:val="center"/>
         <w:rPr>
-          <w:rFonts w:hint="eastAsia"/>
           <w:b/>
           <w:sz w:val="44"/>
           <w:szCs w:val="44"/>
@@ -34,7 +33,6 @@
     <w:p>
       <w:pPr>
         <w:rPr>
-          <w:rFonts w:hint="eastAsia"/>
           <w:szCs w:val="21"/>
         </w:rPr>
       </w:pPr>
@@ -84,7 +82,6 @@
     <w:p>
       <w:pPr>
         <w:rPr>
-          <w:rFonts w:hint="eastAsia"/>
           <w:szCs w:val="21"/>
         </w:rPr>
       </w:pPr>
@@ -98,7 +95,6 @@
         </w:numPr>
         <w:ind w:firstLineChars="0"/>
         <w:rPr>
-          <w:rFonts w:hint="eastAsia"/>
           <w:szCs w:val="21"/>
         </w:rPr>
       </w:pPr>
@@ -120,7 +116,6 @@
     <w:p>
       <w:pPr>
         <w:rPr>
-          <w:rFonts w:hint="eastAsia"/>
           <w:szCs w:val="21"/>
         </w:rPr>
       </w:pPr>
@@ -148,7 +143,6 @@
         </w:numPr>
         <w:ind w:firstLineChars="0"/>
         <w:rPr>
-          <w:rFonts w:hint="eastAsia"/>
           <w:szCs w:val="21"/>
         </w:rPr>
       </w:pPr>
@@ -183,16 +177,34 @@
     </w:p>
     <w:p>
       <w:pPr>
-        <w:rPr>
-          <w:rFonts w:hint="eastAsia"/>
-          <w:szCs w:val="21"/>
-        </w:rPr>
-      </w:pPr>
-    </w:p>
-    <w:p>
-      <w:pPr>
-        <w:rPr>
-          <w:rFonts w:hint="eastAsia"/>
+        <w:pStyle w:val="a3"/>
+        <w:numPr>
+          <w:ilvl w:val="0"/>
+          <w:numId w:val="2"/>
+        </w:numPr>
+        <w:ind w:firstLineChars="0"/>
+        <w:rPr>
+          <w:szCs w:val="21"/>
+        </w:rPr>
+      </w:pPr>
+      <w:r>
+        <w:rPr>
+          <w:rFonts w:hint="eastAsia"/>
+          <w:szCs w:val="21"/>
+        </w:rPr>
+        <w:t>表格模型中的度量值与列一样属于表，列的名称在一个表中必须唯一，度量值的名称不应该与表中的列名称一致，并且必须在整个数据库中是唯一的。</w:t>
+      </w:r>
+    </w:p>
+    <w:p>
+      <w:pPr>
+        <w:rPr>
+          <w:szCs w:val="21"/>
+        </w:rPr>
+      </w:pPr>
+    </w:p>
+    <w:p>
+      <w:pPr>
+        <w:rPr>
           <w:szCs w:val="21"/>
         </w:rPr>
       </w:pPr>
@@ -250,21 +262,19 @@
           <w:rFonts w:hint="eastAsia"/>
           <w:szCs w:val="21"/>
         </w:rPr>
-        <w:t>还将列引用语法扩展到度量值。表格模型中的度量值与列一样属于表，列的名称在一个表中必须唯一，度量值的名称不应该与表中的列名称一致，并且必须在整个数据库中是唯一的。</w:t>
-      </w:r>
-    </w:p>
-    <w:p>
-      <w:pPr>
-        <w:rPr>
-          <w:rFonts w:hint="eastAsia"/>
-          <w:szCs w:val="21"/>
-        </w:rPr>
-      </w:pPr>
-    </w:p>
-    <w:p>
-      <w:pPr>
-        <w:rPr>
-          <w:rFonts w:hint="eastAsia"/>
+        <w:t>还将列引用语法扩展到度量值。</w:t>
+      </w:r>
+    </w:p>
+    <w:p>
+      <w:pPr>
+        <w:rPr>
+          <w:szCs w:val="21"/>
+        </w:rPr>
+      </w:pPr>
+    </w:p>
+    <w:p>
+      <w:pPr>
+        <w:rPr>
           <w:szCs w:val="21"/>
         </w:rPr>
       </w:pPr>
@@ -293,7 +303,6 @@
     <w:p>
       <w:pPr>
         <w:rPr>
-          <w:rFonts w:hint="eastAsia"/>
           <w:szCs w:val="21"/>
         </w:rPr>
       </w:pPr>
@@ -362,7 +371,6 @@
     <w:p>
       <w:pPr>
         <w:rPr>
-          <w:rFonts w:hint="eastAsia"/>
           <w:szCs w:val="21"/>
         </w:rPr>
       </w:pPr>
@@ -431,7 +439,6 @@
     <w:p>
       <w:pPr>
         <w:rPr>
-          <w:rFonts w:hint="eastAsia"/>
           <w:szCs w:val="21"/>
         </w:rPr>
       </w:pPr>
@@ -445,7 +452,6 @@
         </w:numPr>
         <w:ind w:firstLineChars="0"/>
         <w:rPr>
-          <w:rFonts w:hint="eastAsia"/>
           <w:szCs w:val="21"/>
         </w:rPr>
       </w:pPr>
@@ -467,7 +473,6 @@
     <w:p>
       <w:pPr>
         <w:rPr>
-          <w:rFonts w:hint="eastAsia"/>
           <w:szCs w:val="21"/>
         </w:rPr>
       </w:pPr>
@@ -503,7 +508,6 @@
     <w:p>
       <w:pPr>
         <w:rPr>
-          <w:rFonts w:hint="eastAsia"/>
           <w:szCs w:val="21"/>
         </w:rPr>
       </w:pPr>
@@ -707,15 +711,13 @@
     <w:p>
       <w:pPr>
         <w:rPr>
-          <w:rFonts w:hint="eastAsia"/>
-          <w:szCs w:val="21"/>
-        </w:rPr>
-      </w:pPr>
-    </w:p>
-    <w:p>
-      <w:pPr>
-        <w:rPr>
-          <w:rFonts w:hint="eastAsia"/>
+          <w:szCs w:val="21"/>
+        </w:rPr>
+      </w:pPr>
+    </w:p>
+    <w:p>
+      <w:pPr>
+        <w:rPr>
           <w:szCs w:val="21"/>
         </w:rPr>
       </w:pPr>
@@ -737,7 +739,6 @@
     <w:p>
       <w:pPr>
         <w:rPr>
-          <w:rFonts w:hint="eastAsia"/>
           <w:szCs w:val="21"/>
         </w:rPr>
       </w:pPr>
@@ -808,7 +809,6 @@
     <w:p>
       <w:pPr>
         <w:rPr>
-          <w:rFonts w:hint="eastAsia"/>
           <w:szCs w:val="21"/>
         </w:rPr>
       </w:pPr>
@@ -822,7 +822,6 @@
         </w:numPr>
         <w:ind w:firstLineChars="0"/>
         <w:rPr>
-          <w:rFonts w:hint="eastAsia"/>
           <w:szCs w:val="21"/>
         </w:rPr>
       </w:pPr>
@@ -844,7 +843,6 @@
     <w:p>
       <w:pPr>
         <w:rPr>
-          <w:rFonts w:hint="eastAsia"/>
           <w:szCs w:val="21"/>
         </w:rPr>
       </w:pPr>
@@ -929,7 +927,6 @@
     <w:p>
       <w:pPr>
         <w:rPr>
-          <w:rFonts w:hint="eastAsia"/>
           <w:szCs w:val="21"/>
         </w:rPr>
       </w:pPr>
@@ -975,19 +972,24 @@
         </w:rPr>
         <w:t>公式定义，并且在报告中使用以在各种上下文中执行计算。</w:t>
       </w:r>
-    </w:p>
-    <w:p>
-      <w:pPr>
-        <w:rPr>
-          <w:rFonts w:hint="eastAsia"/>
-          <w:szCs w:val="21"/>
-        </w:rPr>
-      </w:pPr>
-    </w:p>
-    <w:p>
-      <w:pPr>
-        <w:rPr>
-          <w:rFonts w:hint="eastAsia"/>
+      <w:r>
+        <w:rPr>
+          <w:rFonts w:hint="eastAsia"/>
+          <w:szCs w:val="21"/>
+        </w:rPr>
+        <w:t>的查询时求值，并接受筛选器的切割分组。</w:t>
+      </w:r>
+    </w:p>
+    <w:p>
+      <w:pPr>
+        <w:rPr>
+          <w:szCs w:val="21"/>
+        </w:rPr>
+      </w:pPr>
+    </w:p>
+    <w:p>
+      <w:pPr>
+        <w:rPr>
           <w:szCs w:val="21"/>
         </w:rPr>
       </w:pPr>
@@ -1030,7 +1032,6 @@
     <w:p>
       <w:pPr>
         <w:rPr>
-          <w:rFonts w:hint="eastAsia"/>
           <w:szCs w:val="21"/>
         </w:rPr>
       </w:pPr>
@@ -1044,7 +1045,6 @@
         </w:numPr>
         <w:ind w:firstLineChars="0"/>
         <w:rPr>
-          <w:rFonts w:hint="eastAsia"/>
           <w:szCs w:val="21"/>
         </w:rPr>
       </w:pPr>
@@ -1187,8 +1187,743 @@
           <w:rFonts w:hint="eastAsia"/>
           <w:szCs w:val="21"/>
         </w:rPr>
-        <w:t>后缀的聚合函数，会扫描第一个参数中指定的表，针对每个行的上下文对第二个参数中指定的表达式求值，然后针对这些值的集合执行求和，求方差等聚合。</w:t>
-      </w:r>
+        <w:t>后缀的聚合函数，会扫描第一个参数中指定的表，针对每个行的上下文对第二个参数中指定的表达式求值，然后针对这些值的集合执行</w:t>
+      </w:r>
+      <w:r>
+        <w:rPr>
+          <w:rFonts w:hint="eastAsia"/>
+          <w:szCs w:val="21"/>
+        </w:rPr>
+        <w:lastRenderedPageBreak/>
+        <w:t>求和，求方差等聚合。</w:t>
+      </w:r>
+    </w:p>
+    <w:p>
+      <w:pPr>
+        <w:rPr>
+          <w:rFonts w:hint="eastAsia"/>
+          <w:szCs w:val="21"/>
+        </w:rPr>
+      </w:pPr>
+    </w:p>
+    <w:p>
+      <w:pPr>
+        <w:rPr>
+          <w:rFonts w:hint="eastAsia"/>
+          <w:szCs w:val="21"/>
+        </w:rPr>
+      </w:pPr>
+      <w:r>
+        <w:rPr>
+          <w:rFonts w:hint="eastAsia"/>
+          <w:szCs w:val="21"/>
+        </w:rPr>
+        <w:t>DAX</w:t>
+      </w:r>
+      <w:r>
+        <w:rPr>
+          <w:rFonts w:hint="eastAsia"/>
+          <w:szCs w:val="21"/>
+        </w:rPr>
+        <w:t>函数的引用关系：</w:t>
+      </w:r>
+    </w:p>
+    <w:p>
+      <w:pPr>
+        <w:rPr>
+          <w:rFonts w:hint="eastAsia"/>
+          <w:szCs w:val="21"/>
+        </w:rPr>
+      </w:pPr>
+      <w:r>
+        <w:rPr>
+          <w:rFonts w:hint="eastAsia"/>
+          <w:szCs w:val="21"/>
+        </w:rPr>
+        <w:t>1</w:t>
+      </w:r>
+      <w:r>
+        <w:rPr>
+          <w:rFonts w:hint="eastAsia"/>
+          <w:szCs w:val="21"/>
+        </w:rPr>
+        <w:t>）</w:t>
+      </w:r>
+      <w:r>
+        <w:rPr>
+          <w:rFonts w:hint="eastAsia"/>
+          <w:szCs w:val="21"/>
+        </w:rPr>
+        <w:t>A</w:t>
+      </w:r>
+      <w:r>
+        <w:rPr>
+          <w:rFonts w:hint="eastAsia"/>
+          <w:szCs w:val="21"/>
+        </w:rPr>
+        <w:t>表中创建表行数度量值</w:t>
+      </w:r>
+      <w:r>
+        <w:rPr>
+          <w:rFonts w:hint="eastAsia"/>
+          <w:szCs w:val="21"/>
+        </w:rPr>
+        <w:t>A1,</w:t>
+      </w:r>
+      <w:r>
+        <w:rPr>
+          <w:rFonts w:hint="eastAsia"/>
+          <w:szCs w:val="21"/>
+        </w:rPr>
+        <w:t>创建货品的个数</w:t>
+      </w:r>
+      <w:r>
+        <w:rPr>
+          <w:rFonts w:hint="eastAsia"/>
+          <w:szCs w:val="21"/>
+        </w:rPr>
+        <w:t>(</w:t>
+      </w:r>
+      <w:r>
+        <w:rPr>
+          <w:rFonts w:hint="eastAsia"/>
+          <w:szCs w:val="21"/>
+        </w:rPr>
+        <w:t>去重</w:t>
+      </w:r>
+      <w:r>
+        <w:rPr>
+          <w:rFonts w:hint="eastAsia"/>
+          <w:szCs w:val="21"/>
+        </w:rPr>
+        <w:t>)</w:t>
+      </w:r>
+      <w:r>
+        <w:rPr>
+          <w:rFonts w:hint="eastAsia"/>
+          <w:szCs w:val="21"/>
+        </w:rPr>
+        <w:t>度量值</w:t>
+      </w:r>
+      <w:r>
+        <w:rPr>
+          <w:rFonts w:hint="eastAsia"/>
+          <w:szCs w:val="21"/>
+        </w:rPr>
+        <w:t>A2</w:t>
+      </w:r>
+    </w:p>
+    <w:p>
+      <w:pPr>
+        <w:rPr>
+          <w:rFonts w:hint="eastAsia"/>
+          <w:szCs w:val="21"/>
+        </w:rPr>
+      </w:pPr>
+      <w:r>
+        <w:rPr>
+          <w:rFonts w:hint="eastAsia"/>
+          <w:szCs w:val="21"/>
+        </w:rPr>
+        <w:t>在</w:t>
+      </w:r>
+      <w:r>
+        <w:rPr>
+          <w:rFonts w:hint="eastAsia"/>
+          <w:szCs w:val="21"/>
+        </w:rPr>
+        <w:t>B</w:t>
+      </w:r>
+      <w:r>
+        <w:rPr>
+          <w:rFonts w:hint="eastAsia"/>
+          <w:szCs w:val="21"/>
+        </w:rPr>
+        <w:t>表中</w:t>
+      </w:r>
+      <w:r>
+        <w:rPr>
+          <w:rFonts w:hint="eastAsia"/>
+          <w:szCs w:val="21"/>
+        </w:rPr>
+        <w:t>创建</w:t>
+      </w:r>
+      <w:r>
+        <w:rPr>
+          <w:rFonts w:hint="eastAsia"/>
+          <w:szCs w:val="21"/>
+        </w:rPr>
+        <w:t>averagex(B,[A1])</w:t>
+      </w:r>
+    </w:p>
+    <w:p>
+      <w:pPr>
+        <w:rPr>
+          <w:rFonts w:hint="eastAsia"/>
+          <w:szCs w:val="21"/>
+        </w:rPr>
+      </w:pPr>
+      <w:r>
+        <w:rPr>
+          <w:rFonts w:hint="eastAsia"/>
+          <w:szCs w:val="21"/>
+        </w:rPr>
+        <w:t>表达的是：</w:t>
+      </w:r>
+      <w:r>
+        <w:rPr>
+          <w:rFonts w:hint="eastAsia"/>
+          <w:szCs w:val="21"/>
+        </w:rPr>
+        <w:t>A</w:t>
+      </w:r>
+      <w:r>
+        <w:rPr>
+          <w:rFonts w:hint="eastAsia"/>
+          <w:szCs w:val="21"/>
+        </w:rPr>
+        <w:t>表和</w:t>
+      </w:r>
+      <w:r>
+        <w:rPr>
+          <w:rFonts w:hint="eastAsia"/>
+          <w:szCs w:val="21"/>
+        </w:rPr>
+        <w:t>B</w:t>
+      </w:r>
+      <w:r>
+        <w:rPr>
+          <w:rFonts w:hint="eastAsia"/>
+          <w:szCs w:val="21"/>
+        </w:rPr>
+        <w:t>表已通过主外键关联，第一个参数</w:t>
+      </w:r>
+      <w:r>
+        <w:rPr>
+          <w:rFonts w:hint="eastAsia"/>
+          <w:szCs w:val="21"/>
+        </w:rPr>
+        <w:t>B</w:t>
+      </w:r>
+      <w:r>
+        <w:rPr>
+          <w:rFonts w:hint="eastAsia"/>
+          <w:szCs w:val="21"/>
+        </w:rPr>
+        <w:t>表将作为</w:t>
+      </w:r>
+      <w:r>
+        <w:rPr>
+          <w:rFonts w:hint="eastAsia"/>
+          <w:szCs w:val="21"/>
+        </w:rPr>
+        <w:t>[A1]</w:t>
+      </w:r>
+      <w:r>
+        <w:rPr>
+          <w:rFonts w:hint="eastAsia"/>
+          <w:szCs w:val="21"/>
+        </w:rPr>
+        <w:t>度量值的分组，</w:t>
+      </w:r>
+      <w:r>
+        <w:rPr>
+          <w:rFonts w:hint="eastAsia"/>
+          <w:szCs w:val="21"/>
+        </w:rPr>
+        <w:t>B</w:t>
+      </w:r>
+      <w:r>
+        <w:rPr>
+          <w:rFonts w:hint="eastAsia"/>
+          <w:szCs w:val="21"/>
+        </w:rPr>
+        <w:t>表中的每一行所关联到的</w:t>
+      </w:r>
+      <w:r>
+        <w:rPr>
+          <w:rFonts w:hint="eastAsia"/>
+          <w:szCs w:val="21"/>
+        </w:rPr>
+        <w:t>A</w:t>
+      </w:r>
+      <w:r>
+        <w:rPr>
+          <w:rFonts w:hint="eastAsia"/>
+          <w:szCs w:val="21"/>
+        </w:rPr>
+        <w:t>表记录作</w:t>
+      </w:r>
+      <w:r>
+        <w:rPr>
+          <w:rFonts w:hint="eastAsia"/>
+          <w:szCs w:val="21"/>
+        </w:rPr>
+        <w:t>A1</w:t>
+      </w:r>
+      <w:r>
+        <w:rPr>
+          <w:rFonts w:hint="eastAsia"/>
+          <w:szCs w:val="21"/>
+        </w:rPr>
+        <w:t>计算，然后再求平均值。</w:t>
+      </w:r>
+    </w:p>
+    <w:p>
+      <w:pPr>
+        <w:rPr>
+          <w:rFonts w:hint="eastAsia"/>
+          <w:szCs w:val="21"/>
+        </w:rPr>
+      </w:pPr>
+      <w:r>
+        <w:rPr>
+          <w:rFonts w:hint="eastAsia"/>
+          <w:szCs w:val="21"/>
+        </w:rPr>
+        <w:t>最后，在</w:t>
+      </w:r>
+      <w:r>
+        <w:rPr>
+          <w:rFonts w:hint="eastAsia"/>
+          <w:szCs w:val="21"/>
+        </w:rPr>
+        <w:t>excel</w:t>
+      </w:r>
+      <w:r>
+        <w:rPr>
+          <w:rFonts w:hint="eastAsia"/>
+          <w:szCs w:val="21"/>
+        </w:rPr>
+        <w:t>透视表中添加筛选器对度量值公式进行计算。</w:t>
+      </w:r>
+    </w:p>
+    <w:p>
+      <w:pPr>
+        <w:rPr>
+          <w:rFonts w:hint="eastAsia"/>
+          <w:szCs w:val="21"/>
+        </w:rPr>
+      </w:pPr>
+    </w:p>
+    <w:p>
+      <w:pPr>
+        <w:rPr>
+          <w:rFonts w:hint="eastAsia"/>
+          <w:szCs w:val="21"/>
+        </w:rPr>
+      </w:pPr>
+      <w:r>
+        <w:rPr>
+          <w:rFonts w:hint="eastAsia"/>
+          <w:szCs w:val="21"/>
+        </w:rPr>
+        <w:t>2</w:t>
+      </w:r>
+      <w:r>
+        <w:rPr>
+          <w:rFonts w:hint="eastAsia"/>
+          <w:szCs w:val="21"/>
+        </w:rPr>
+        <w:t>）</w:t>
+      </w:r>
+      <w:r>
+        <w:rPr>
+          <w:rFonts w:hint="eastAsia"/>
+          <w:szCs w:val="21"/>
+        </w:rPr>
+        <w:t>首先定义表的最基本的度量值计算公式</w:t>
+      </w:r>
+      <w:r>
+        <w:rPr>
+          <w:rFonts w:hint="eastAsia"/>
+          <w:szCs w:val="21"/>
+        </w:rPr>
+        <w:t>(</w:t>
+      </w:r>
+      <w:r>
+        <w:rPr>
+          <w:rFonts w:hint="eastAsia"/>
+          <w:szCs w:val="21"/>
+        </w:rPr>
+        <w:t>类似是最小原子</w:t>
+      </w:r>
+      <w:r>
+        <w:rPr>
+          <w:rFonts w:hint="eastAsia"/>
+          <w:szCs w:val="21"/>
+        </w:rPr>
+        <w:t>)</w:t>
+      </w:r>
+      <w:r>
+        <w:rPr>
+          <w:rFonts w:hint="eastAsia"/>
+          <w:szCs w:val="21"/>
+        </w:rPr>
+        <w:t>，然后通过其它表的关联去定义其它表的度量值公式，最后由</w:t>
+      </w:r>
+      <w:r>
+        <w:rPr>
+          <w:rFonts w:hint="eastAsia"/>
+          <w:szCs w:val="21"/>
+        </w:rPr>
+        <w:t>excel</w:t>
+      </w:r>
+      <w:r>
+        <w:rPr>
+          <w:rFonts w:hint="eastAsia"/>
+          <w:szCs w:val="21"/>
+        </w:rPr>
+        <w:t>透视表应用筛选器，对度量值进行计算。</w:t>
+      </w:r>
+    </w:p>
+    <w:p>
+      <w:pPr>
+        <w:rPr>
+          <w:rFonts w:hint="eastAsia"/>
+          <w:szCs w:val="21"/>
+        </w:rPr>
+      </w:pPr>
+    </w:p>
+    <w:p>
+      <w:pPr>
+        <w:pStyle w:val="a3"/>
+        <w:numPr>
+          <w:ilvl w:val="0"/>
+          <w:numId w:val="3"/>
+        </w:numPr>
+        <w:ind w:firstLineChars="0"/>
+        <w:rPr>
+          <w:rFonts w:hint="eastAsia"/>
+          <w:szCs w:val="21"/>
+        </w:rPr>
+      </w:pPr>
+      <w:r>
+        <w:rPr>
+          <w:rFonts w:hint="eastAsia"/>
+          <w:szCs w:val="21"/>
+        </w:rPr>
+        <w:t>计算按区，各年份的销售比例</w:t>
+      </w:r>
+    </w:p>
+    <w:p>
+      <w:pPr>
+        <w:rPr>
+          <w:rFonts w:hint="eastAsia"/>
+          <w:szCs w:val="21"/>
+        </w:rPr>
+      </w:pPr>
+      <w:r>
+        <w:rPr>
+          <w:rFonts w:hint="eastAsia"/>
+          <w:szCs w:val="21"/>
+        </w:rPr>
+        <w:t>区可以作为筛选器，年份也可以作为筛选器，和地区显层级，或者年分也按地区作为筛选器，</w:t>
+      </w:r>
+    </w:p>
+    <w:p>
+      <w:pPr>
+        <w:rPr>
+          <w:rFonts w:hint="eastAsia"/>
+          <w:szCs w:val="21"/>
+        </w:rPr>
+      </w:pPr>
+      <w:r>
+        <w:rPr>
+          <w:rFonts w:hint="eastAsia"/>
+          <w:szCs w:val="21"/>
+        </w:rPr>
+        <w:t>销售比例是最小原子</w:t>
+      </w:r>
+    </w:p>
+    <w:p>
+      <w:pPr>
+        <w:rPr>
+          <w:rFonts w:hint="eastAsia"/>
+          <w:szCs w:val="21"/>
+        </w:rPr>
+      </w:pPr>
+      <w:r>
+        <w:rPr>
+          <w:rFonts w:hint="eastAsia"/>
+          <w:szCs w:val="21"/>
+        </w:rPr>
+        <w:t>销售比例度量值公式：</w:t>
+      </w:r>
+      <w:r>
+        <w:rPr>
+          <w:rFonts w:hint="eastAsia"/>
+          <w:szCs w:val="21"/>
+        </w:rPr>
+        <w:t>[amount]/calculate([amount],all(A</w:t>
+      </w:r>
+      <w:r>
+        <w:rPr>
+          <w:rFonts w:hint="eastAsia"/>
+          <w:szCs w:val="21"/>
+        </w:rPr>
+        <w:t>表</w:t>
+      </w:r>
+      <w:r>
+        <w:rPr>
+          <w:rFonts w:hint="eastAsia"/>
+          <w:szCs w:val="21"/>
+        </w:rPr>
+        <w:t>))</w:t>
+      </w:r>
+    </w:p>
+    <w:p>
+      <w:pPr>
+        <w:rPr>
+          <w:rFonts w:hint="eastAsia"/>
+          <w:szCs w:val="21"/>
+        </w:rPr>
+      </w:pPr>
+      <w:r>
+        <w:rPr>
+          <w:rFonts w:hint="eastAsia"/>
+          <w:szCs w:val="21"/>
+        </w:rPr>
+        <w:t>加入年份：</w:t>
+      </w:r>
+      <w:r>
+        <w:rPr>
+          <w:rFonts w:hint="eastAsia"/>
+          <w:szCs w:val="21"/>
+        </w:rPr>
+        <w:t>[</w:t>
+      </w:r>
+      <w:r>
+        <w:rPr>
+          <w:rFonts w:hint="eastAsia"/>
+          <w:szCs w:val="21"/>
+        </w:rPr>
+        <w:t>amount</w:t>
+      </w:r>
+      <w:r>
+        <w:rPr>
+          <w:rFonts w:hint="eastAsia"/>
+          <w:szCs w:val="21"/>
+        </w:rPr>
+        <w:t>]/calcurlate([</w:t>
+      </w:r>
+      <w:r>
+        <w:rPr>
+          <w:szCs w:val="21"/>
+        </w:rPr>
+        <w:t>amount</w:t>
+      </w:r>
+      <w:r>
+        <w:rPr>
+          <w:rFonts w:hint="eastAsia"/>
+          <w:szCs w:val="21"/>
+        </w:rPr>
+        <w:t>],allexcept(A</w:t>
+      </w:r>
+      <w:r>
+        <w:rPr>
+          <w:rFonts w:hint="eastAsia"/>
+          <w:szCs w:val="21"/>
+        </w:rPr>
+        <w:t>表</w:t>
+      </w:r>
+      <w:r>
+        <w:rPr>
+          <w:rFonts w:hint="eastAsia"/>
+          <w:szCs w:val="21"/>
+        </w:rPr>
+        <w:t>,dimdate[calendarYear]))</w:t>
+      </w:r>
+    </w:p>
+    <w:p>
+      <w:pPr>
+        <w:rPr>
+          <w:rFonts w:hint="eastAsia"/>
+          <w:szCs w:val="21"/>
+        </w:rPr>
+      </w:pPr>
+    </w:p>
+    <w:p>
+      <w:pPr>
+        <w:rPr>
+          <w:rFonts w:hint="eastAsia"/>
+          <w:szCs w:val="21"/>
+        </w:rPr>
+      </w:pPr>
+      <w:r>
+        <w:rPr>
+          <w:rFonts w:hint="eastAsia"/>
+          <w:szCs w:val="21"/>
+        </w:rPr>
+        <w:t>4)</w:t>
+      </w:r>
+      <w:r>
+        <w:rPr>
+          <w:rFonts w:hint="eastAsia"/>
+          <w:szCs w:val="21"/>
+        </w:rPr>
+        <w:t>时间智能函数分</w:t>
+      </w:r>
+      <w:r>
+        <w:rPr>
+          <w:rFonts w:hint="eastAsia"/>
+          <w:szCs w:val="21"/>
+        </w:rPr>
+        <w:t>3</w:t>
+      </w:r>
+      <w:r>
+        <w:rPr>
+          <w:rFonts w:hint="eastAsia"/>
+          <w:szCs w:val="21"/>
+        </w:rPr>
+        <w:t>个子类：</w:t>
+      </w:r>
+    </w:p>
+    <w:p>
+      <w:pPr>
+        <w:rPr>
+          <w:rFonts w:hint="eastAsia"/>
+          <w:szCs w:val="21"/>
+        </w:rPr>
+      </w:pPr>
+      <w:r>
+        <w:rPr>
+          <w:rFonts w:hint="eastAsia"/>
+          <w:szCs w:val="21"/>
+        </w:rPr>
+        <w:t>A,</w:t>
+      </w:r>
+      <w:r>
+        <w:rPr>
+          <w:rFonts w:hint="eastAsia"/>
+          <w:szCs w:val="21"/>
+        </w:rPr>
+        <w:t>返回单个标量值的函数</w:t>
+      </w:r>
+    </w:p>
+    <w:p>
+      <w:pPr>
+        <w:rPr>
+          <w:rFonts w:hint="eastAsia"/>
+          <w:szCs w:val="21"/>
+        </w:rPr>
+      </w:pPr>
+      <w:r>
+        <w:rPr>
+          <w:rFonts w:hint="eastAsia"/>
+          <w:szCs w:val="21"/>
+        </w:rPr>
+        <w:t>B,</w:t>
+      </w:r>
+      <w:r>
+        <w:rPr>
+          <w:rFonts w:hint="eastAsia"/>
+          <w:szCs w:val="21"/>
+        </w:rPr>
+        <w:t>返回日期范围作为稍后可以用作</w:t>
+      </w:r>
+      <w:r>
+        <w:rPr>
+          <w:rFonts w:hint="eastAsia"/>
+          <w:szCs w:val="21"/>
+        </w:rPr>
+        <w:t>calculate</w:t>
+      </w:r>
+      <w:r>
+        <w:rPr>
+          <w:rFonts w:hint="eastAsia"/>
+          <w:szCs w:val="21"/>
+        </w:rPr>
+        <w:t>函数的筛选参数的表的函数</w:t>
+      </w:r>
+    </w:p>
+    <w:p>
+      <w:pPr>
+        <w:rPr>
+          <w:rFonts w:hint="eastAsia"/>
+          <w:szCs w:val="21"/>
+        </w:rPr>
+      </w:pPr>
+      <w:r>
+        <w:rPr>
+          <w:rFonts w:hint="eastAsia"/>
+          <w:szCs w:val="21"/>
+        </w:rPr>
+        <w:t>C</w:t>
+      </w:r>
+      <w:r>
+        <w:rPr>
+          <w:rFonts w:hint="eastAsia"/>
+          <w:szCs w:val="21"/>
+        </w:rPr>
+        <w:t>，针对某个时间范围对给定表达式求值的函数。</w:t>
+      </w:r>
+    </w:p>
+    <w:p>
+      <w:pPr>
+        <w:rPr>
+          <w:rFonts w:hint="eastAsia"/>
+          <w:szCs w:val="21"/>
+        </w:rPr>
+      </w:pPr>
+      <w:r>
+        <w:rPr>
+          <w:rFonts w:hint="eastAsia"/>
+          <w:szCs w:val="21"/>
+        </w:rPr>
+        <w:t>去年同比</w:t>
+      </w:r>
+      <w:r>
+        <w:rPr>
+          <w:rFonts w:hint="eastAsia"/>
+          <w:szCs w:val="21"/>
+        </w:rPr>
+        <w:t>销售额的度量值：</w:t>
+      </w:r>
+      <w:r>
+        <w:rPr>
+          <w:rFonts w:hint="eastAsia"/>
+          <w:szCs w:val="21"/>
+        </w:rPr>
+        <w:t>calculate(amount,previousyear(dimdate[Datekey]))</w:t>
+      </w:r>
+    </w:p>
+    <w:p>
+      <w:pPr>
+        <w:rPr>
+          <w:rFonts w:hint="eastAsia"/>
+          <w:szCs w:val="21"/>
+        </w:rPr>
+      </w:pPr>
+      <w:r>
+        <w:rPr>
+          <w:rFonts w:hint="eastAsia"/>
+          <w:szCs w:val="21"/>
+        </w:rPr>
+        <w:t>当前时间向后汇总度量值：</w:t>
+      </w:r>
+    </w:p>
+    <w:p>
+      <w:pPr>
+        <w:rPr>
+          <w:rFonts w:hint="eastAsia"/>
+          <w:szCs w:val="21"/>
+        </w:rPr>
+      </w:pPr>
+      <w:r>
+        <w:rPr>
+          <w:rFonts w:hint="eastAsia"/>
+          <w:szCs w:val="21"/>
+        </w:rPr>
+        <w:t>calculate(amount,datesbetween(dimdate[datekey],blank(),lastdate(dimdate[datekey])))</w:t>
+      </w:r>
+    </w:p>
+    <w:p>
+      <w:pPr>
+        <w:rPr>
+          <w:szCs w:val="21"/>
+        </w:rPr>
+      </w:pPr>
     </w:p>
     <w:p>
       <w:pPr>
@@ -1199,16 +1934,14 @@
         </w:numPr>
         <w:ind w:firstLineChars="0"/>
         <w:rPr>
-          <w:rFonts w:hint="eastAsia"/>
-          <w:szCs w:val="21"/>
-        </w:rPr>
-      </w:pPr>
-      <w:r>
-        <w:rPr>
-          <w:rFonts w:hint="eastAsia"/>
-          <w:szCs w:val="21"/>
-        </w:rPr>
-        <w:lastRenderedPageBreak/>
+          <w:szCs w:val="21"/>
+        </w:rPr>
+      </w:pPr>
+      <w:r>
+        <w:rPr>
+          <w:rFonts w:hint="eastAsia"/>
+          <w:szCs w:val="21"/>
+        </w:rPr>
         <w:t>DAX</w:t>
       </w:r>
       <w:r>
@@ -1222,7 +1955,6 @@
     <w:p>
       <w:pPr>
         <w:rPr>
-          <w:rFonts w:hint="eastAsia"/>
           <w:szCs w:val="21"/>
         </w:rPr>
       </w:pPr>
@@ -1246,11 +1978,66 @@
         </w:rPr>
         <w:t>定义度量值</w:t>
       </w:r>
-    </w:p>
-    <w:p>
-      <w:pPr>
-        <w:rPr>
-          <w:rFonts w:hint="eastAsia"/>
+      <w:r>
+        <w:rPr>
+          <w:rFonts w:hint="eastAsia"/>
+          <w:szCs w:val="21"/>
+        </w:rPr>
+        <w:t>:</w:t>
+      </w:r>
+      <w:r>
+        <w:rPr>
+          <w:rFonts w:hint="eastAsia"/>
+          <w:szCs w:val="21"/>
+        </w:rPr>
+        <w:t>在</w:t>
+      </w:r>
+      <w:r>
+        <w:rPr>
+          <w:rFonts w:hint="eastAsia"/>
+          <w:szCs w:val="21"/>
+        </w:rPr>
+        <w:t>DAX</w:t>
+      </w:r>
+      <w:r>
+        <w:rPr>
+          <w:rFonts w:hint="eastAsia"/>
+          <w:szCs w:val="21"/>
+        </w:rPr>
+        <w:t>查询作用哉内定义度量值，并在</w:t>
+      </w:r>
+      <w:r>
+        <w:rPr>
+          <w:rFonts w:hint="eastAsia"/>
+          <w:szCs w:val="21"/>
+        </w:rPr>
+        <w:t>evaluate</w:t>
+      </w:r>
+      <w:r>
+        <w:rPr>
+          <w:rFonts w:hint="eastAsia"/>
+          <w:szCs w:val="21"/>
+        </w:rPr>
+        <w:t>和</w:t>
+      </w:r>
+      <w:r>
+        <w:rPr>
+          <w:rFonts w:hint="eastAsia"/>
+          <w:szCs w:val="21"/>
+        </w:rPr>
+        <w:t xml:space="preserve">order by </w:t>
+      </w:r>
+      <w:r>
+        <w:rPr>
+          <w:rFonts w:hint="eastAsia"/>
+          <w:szCs w:val="21"/>
+        </w:rPr>
+        <w:t>子句中引用</w:t>
+      </w:r>
+    </w:p>
+    <w:p>
+      <w:pPr>
+        <w:rPr>
           <w:szCs w:val="21"/>
         </w:rPr>
       </w:pPr>
@@ -1307,7 +2094,6 @@
     <w:p>
       <w:pPr>
         <w:rPr>
-          <w:rFonts w:hint="eastAsia"/>
           <w:szCs w:val="21"/>
         </w:rPr>
       </w:pPr>
@@ -1321,7 +2107,6 @@
     <w:p>
       <w:pPr>
         <w:rPr>
-          <w:rFonts w:hint="eastAsia"/>
           <w:szCs w:val="21"/>
         </w:rPr>
       </w:pPr>
@@ -1349,7 +2134,6 @@
     <w:p>
       <w:pPr>
         <w:rPr>
-          <w:rFonts w:hint="eastAsia"/>
           <w:szCs w:val="21"/>
         </w:rPr>
       </w:pPr>
@@ -1364,15 +2148,13 @@
     <w:p>
       <w:pPr>
         <w:rPr>
-          <w:rFonts w:hint="eastAsia"/>
-          <w:szCs w:val="21"/>
-        </w:rPr>
-      </w:pPr>
-    </w:p>
-    <w:p>
-      <w:pPr>
-        <w:rPr>
-          <w:rFonts w:hint="eastAsia"/>
+          <w:szCs w:val="21"/>
+        </w:rPr>
+      </w:pPr>
+    </w:p>
+    <w:p>
+      <w:pPr>
+        <w:rPr>
           <w:szCs w:val="21"/>
         </w:rPr>
       </w:pPr>
@@ -1406,7 +2188,6 @@
     <w:p>
       <w:pPr>
         <w:rPr>
-          <w:rFonts w:hint="eastAsia"/>
           <w:szCs w:val="21"/>
         </w:rPr>
       </w:pPr>
@@ -1422,7 +2203,6 @@
     <w:p>
       <w:pPr>
         <w:rPr>
-          <w:rFonts w:hint="eastAsia"/>
           <w:szCs w:val="21"/>
         </w:rPr>
       </w:pPr>
@@ -1467,6 +2247,387 @@
         </w:rPr>
         <w:tab/>
         <w:t>&lt;ValueOrParameter&gt;</w:t>
+      </w:r>
+    </w:p>
+    <w:p>
+      <w:pPr>
+        <w:rPr>
+          <w:rFonts w:hint="eastAsia"/>
+          <w:szCs w:val="21"/>
+        </w:rPr>
+      </w:pPr>
+    </w:p>
+    <w:p>
+      <w:pPr>
+        <w:pStyle w:val="a3"/>
+        <w:numPr>
+          <w:ilvl w:val="0"/>
+          <w:numId w:val="4"/>
+        </w:numPr>
+        <w:ind w:firstLineChars="0"/>
+        <w:rPr>
+          <w:rFonts w:hint="eastAsia"/>
+          <w:szCs w:val="21"/>
+        </w:rPr>
+      </w:pPr>
+      <w:r>
+        <w:rPr>
+          <w:rFonts w:hint="eastAsia"/>
+          <w:szCs w:val="21"/>
+        </w:rPr>
+        <w:t>查询窗口</w:t>
+      </w:r>
+    </w:p>
+    <w:p>
+      <w:pPr>
+        <w:rPr>
+          <w:rFonts w:hint="eastAsia"/>
+          <w:szCs w:val="21"/>
+        </w:rPr>
+      </w:pPr>
+      <w:r>
+        <w:rPr>
+          <w:rFonts w:hint="eastAsia"/>
+          <w:szCs w:val="21"/>
+        </w:rPr>
+        <w:t>连接到</w:t>
+      </w:r>
+      <w:r>
+        <w:rPr>
+          <w:rFonts w:hint="eastAsia"/>
+          <w:szCs w:val="21"/>
+        </w:rPr>
+        <w:t>AS</w:t>
+      </w:r>
+      <w:r>
+        <w:rPr>
+          <w:rFonts w:hint="eastAsia"/>
+          <w:szCs w:val="21"/>
+        </w:rPr>
+        <w:t>实例，右键数据库，选择</w:t>
+      </w:r>
+      <w:r>
+        <w:rPr>
+          <w:rFonts w:hint="eastAsia"/>
+          <w:szCs w:val="21"/>
+        </w:rPr>
+        <w:t>MDX</w:t>
+      </w:r>
+      <w:r>
+        <w:rPr>
+          <w:rFonts w:hint="eastAsia"/>
+          <w:szCs w:val="21"/>
+        </w:rPr>
+        <w:t>查询</w:t>
+      </w:r>
+    </w:p>
+    <w:p>
+      <w:pPr>
+        <w:rPr>
+          <w:rFonts w:hint="eastAsia"/>
+          <w:szCs w:val="21"/>
+        </w:rPr>
+      </w:pPr>
+    </w:p>
+    <w:p>
+      <w:pPr>
+        <w:pStyle w:val="a3"/>
+        <w:numPr>
+          <w:ilvl w:val="0"/>
+          <w:numId w:val="4"/>
+        </w:numPr>
+        <w:ind w:firstLineChars="0"/>
+        <w:rPr>
+          <w:rFonts w:hint="eastAsia"/>
+          <w:szCs w:val="21"/>
+        </w:rPr>
+      </w:pPr>
+      <w:r>
+        <w:rPr>
+          <w:rFonts w:hint="eastAsia"/>
+          <w:szCs w:val="21"/>
+        </w:rPr>
+        <w:t>一些常用表函数</w:t>
+      </w:r>
+    </w:p>
+    <w:p>
+      <w:pPr>
+        <w:rPr>
+          <w:rFonts w:hint="eastAsia"/>
+          <w:szCs w:val="21"/>
+        </w:rPr>
+      </w:pPr>
+      <w:r>
+        <w:rPr>
+          <w:szCs w:val="21"/>
+        </w:rPr>
+        <w:t>E</w:t>
+      </w:r>
+      <w:r>
+        <w:rPr>
+          <w:rFonts w:hint="eastAsia"/>
+          <w:szCs w:val="21"/>
+        </w:rPr>
+        <w:t>valuate</w:t>
+      </w:r>
+    </w:p>
+    <w:p>
+      <w:pPr>
+        <w:rPr>
+          <w:rFonts w:hint="eastAsia"/>
+          <w:szCs w:val="21"/>
+        </w:rPr>
+      </w:pPr>
+      <w:r>
+        <w:rPr>
+          <w:rFonts w:hint="eastAsia"/>
+          <w:szCs w:val="21"/>
+        </w:rPr>
+        <w:tab/>
+      </w:r>
+      <w:r>
+        <w:rPr>
+          <w:szCs w:val="21"/>
+        </w:rPr>
+        <w:t>T</w:t>
+      </w:r>
+      <w:r>
+        <w:rPr>
+          <w:rFonts w:hint="eastAsia"/>
+          <w:szCs w:val="21"/>
+        </w:rPr>
+        <w:t>opn(5,dimstore,[amount],1)</w:t>
+      </w:r>
+    </w:p>
+    <w:p>
+      <w:pPr>
+        <w:rPr>
+          <w:rFonts w:hint="eastAsia"/>
+          <w:szCs w:val="21"/>
+        </w:rPr>
+      </w:pPr>
+    </w:p>
+    <w:p>
+      <w:pPr>
+        <w:rPr>
+          <w:rFonts w:hint="eastAsia"/>
+          <w:szCs w:val="21"/>
+        </w:rPr>
+      </w:pPr>
+      <w:r>
+        <w:rPr>
+          <w:szCs w:val="21"/>
+        </w:rPr>
+        <w:t>E</w:t>
+      </w:r>
+      <w:r>
+        <w:rPr>
+          <w:rFonts w:hint="eastAsia"/>
+          <w:szCs w:val="21"/>
+        </w:rPr>
+        <w:t>valuate</w:t>
+      </w:r>
+    </w:p>
+    <w:p>
+      <w:pPr>
+        <w:rPr>
+          <w:rFonts w:hint="eastAsia"/>
+          <w:szCs w:val="21"/>
+        </w:rPr>
+      </w:pPr>
+      <w:r>
+        <w:rPr>
+          <w:rFonts w:hint="eastAsia"/>
+          <w:szCs w:val="21"/>
+        </w:rPr>
+        <w:tab/>
+      </w:r>
+      <w:r>
+        <w:rPr>
+          <w:szCs w:val="21"/>
+        </w:rPr>
+        <w:t>C</w:t>
+      </w:r>
+      <w:r>
+        <w:rPr>
+          <w:rFonts w:hint="eastAsia"/>
+          <w:szCs w:val="21"/>
+        </w:rPr>
+        <w:t>rossjoin(A</w:t>
+      </w:r>
+      <w:r>
+        <w:rPr>
+          <w:rFonts w:hint="eastAsia"/>
+          <w:szCs w:val="21"/>
+        </w:rPr>
+        <w:t>表，</w:t>
+      </w:r>
+      <w:r>
+        <w:rPr>
+          <w:rFonts w:hint="eastAsia"/>
+          <w:szCs w:val="21"/>
+        </w:rPr>
+        <w:t>B</w:t>
+      </w:r>
+      <w:r>
+        <w:rPr>
+          <w:rFonts w:hint="eastAsia"/>
+          <w:szCs w:val="21"/>
+        </w:rPr>
+        <w:t>表</w:t>
+      </w:r>
+      <w:r>
+        <w:rPr>
+          <w:rFonts w:hint="eastAsia"/>
+          <w:szCs w:val="21"/>
+        </w:rPr>
+        <w:t>)</w:t>
+      </w:r>
+    </w:p>
+    <w:p>
+      <w:pPr>
+        <w:rPr>
+          <w:rFonts w:hint="eastAsia"/>
+          <w:szCs w:val="21"/>
+        </w:rPr>
+      </w:pPr>
+      <w:r>
+        <w:rPr>
+          <w:szCs w:val="21"/>
+        </w:rPr>
+        <w:t>E</w:t>
+      </w:r>
+      <w:r>
+        <w:rPr>
+          <w:rFonts w:hint="eastAsia"/>
+          <w:szCs w:val="21"/>
+        </w:rPr>
+        <w:t>valuate</w:t>
+      </w:r>
+    </w:p>
+    <w:p>
+      <w:pPr>
+        <w:rPr>
+          <w:rFonts w:hint="eastAsia"/>
+          <w:szCs w:val="21"/>
+        </w:rPr>
+      </w:pPr>
+      <w:r>
+        <w:rPr>
+          <w:rFonts w:hint="eastAsia"/>
+          <w:szCs w:val="21"/>
+        </w:rPr>
+        <w:tab/>
+      </w:r>
+      <w:r>
+        <w:rPr>
+          <w:szCs w:val="21"/>
+        </w:rPr>
+        <w:t>A</w:t>
+      </w:r>
+      <w:r>
+        <w:rPr>
+          <w:rFonts w:hint="eastAsia"/>
+          <w:szCs w:val="21"/>
+        </w:rPr>
+        <w:t>ddcolumns()</w:t>
+      </w:r>
+    </w:p>
+    <w:p>
+      <w:pPr>
+        <w:rPr>
+          <w:rFonts w:hint="eastAsia"/>
+          <w:szCs w:val="21"/>
+        </w:rPr>
+      </w:pPr>
+      <w:r>
+        <w:rPr>
+          <w:szCs w:val="21"/>
+        </w:rPr>
+        <w:t>E</w:t>
+      </w:r>
+      <w:r>
+        <w:rPr>
+          <w:rFonts w:hint="eastAsia"/>
+          <w:szCs w:val="21"/>
+        </w:rPr>
+        <w:t xml:space="preserve">valuate </w:t>
+      </w:r>
+    </w:p>
+    <w:p>
+      <w:pPr>
+        <w:rPr>
+          <w:rFonts w:hint="eastAsia"/>
+          <w:szCs w:val="21"/>
+        </w:rPr>
+      </w:pPr>
+      <w:r>
+        <w:rPr>
+          <w:rFonts w:hint="eastAsia"/>
+          <w:szCs w:val="21"/>
+        </w:rPr>
+        <w:tab/>
+      </w:r>
+      <w:r>
+        <w:rPr>
+          <w:szCs w:val="21"/>
+        </w:rPr>
+        <w:t>S</w:t>
+      </w:r>
+      <w:r>
+        <w:rPr>
+          <w:rFonts w:hint="eastAsia"/>
+          <w:szCs w:val="21"/>
+        </w:rPr>
+        <w:t>ummarize()</w:t>
+      </w:r>
+    </w:p>
+    <w:p>
+      <w:pPr>
+        <w:rPr>
+          <w:rFonts w:hint="eastAsia"/>
+          <w:szCs w:val="21"/>
+        </w:rPr>
+      </w:pPr>
+      <w:r>
+        <w:rPr>
+          <w:szCs w:val="21"/>
+        </w:rPr>
+        <w:t>E</w:t>
+      </w:r>
+      <w:r>
+        <w:rPr>
+          <w:rFonts w:hint="eastAsia"/>
+          <w:szCs w:val="21"/>
+        </w:rPr>
+        <w:t>valuate</w:t>
+      </w:r>
+    </w:p>
+    <w:p>
+      <w:pPr>
+        <w:rPr>
+          <w:szCs w:val="21"/>
+        </w:rPr>
+      </w:pPr>
+      <w:r>
+        <w:rPr>
+          <w:rFonts w:hint="eastAsia"/>
+          <w:szCs w:val="21"/>
+        </w:rPr>
+        <w:tab/>
+      </w:r>
+      <w:r>
+        <w:rPr>
+          <w:szCs w:val="21"/>
+        </w:rPr>
+        <w:t>R</w:t>
+      </w:r>
+      <w:r>
+        <w:rPr>
+          <w:rFonts w:hint="eastAsia"/>
+          <w:szCs w:val="21"/>
+        </w:rPr>
+        <w:t>ow()</w:t>
       </w:r>
       <w:bookmarkStart w:id="0" w:name="_GoBack"/>
       <w:bookmarkEnd w:id="0"/>
@@ -1484,11 +2645,11 @@
 <file path=word/numbering.xml><?xml version="1.0" encoding="utf-8"?>
 <w:numbering xmlns:wpc="http://schemas.microsoft.com/office/word/2010/wordprocessingCanvas" xmlns:mc="http://schemas.openxmlformats.org/markup-compatibility/2006" xmlns:o="urn:schemas-microsoft-com:office:office" xmlns:r="http://schemas.openxmlformats.org/officeDocument/2006/relationships" xmlns:m="http://schemas.openxmlformats.org/officeDocument/2006/math" xmlns:v="urn:schemas-microsoft-com:vml" xmlns:wp14="http://schemas.microsoft.com/office/word/2010/wordprocessingDrawing" xmlns:wp="http://schemas.openxmlformats.org/drawingml/2006/wordprocessingDrawing" xmlns:w10="urn:schemas-microsoft-com:office:word" xmlns:w="http://schemas.openxmlformats.org/wordprocessingml/2006/main" xmlns:w14="http://schemas.microsoft.com/office/word/2010/wordml" xmlns:wpg="http://schemas.microsoft.com/office/word/2010/wordprocessingGroup" xmlns:wpi="http://schemas.microsoft.com/office/word/2010/wordprocessingInk" xmlns:wne="http://schemas.microsoft.com/office/word/2006/wordml" xmlns:wps="http://schemas.microsoft.com/office/word/2010/wordprocessingShape" mc:Ignorable="w14 wp14">
   <w:abstractNum w:abstractNumId="0">
-    <w:nsid w:val="6D895F5A"/>
+    <w:nsid w:val="457C5FB7"/>
     <w:multiLevelType w:val="hybridMultilevel"/>
-    <w:tmpl w:val="430EE808"/>
-    <w:lvl w:ilvl="0" w:tplc="867E10C8">
-      <w:start w:val="1"/>
+    <w:tmpl w:val="6CCA1A46"/>
+    <w:lvl w:ilvl="0" w:tplc="33549728">
+      <w:start w:val="3"/>
       <w:numFmt w:val="decimal"/>
       <w:lvlText w:val="%1）"/>
       <w:lvlJc w:val="left"/>
@@ -1573,16 +2734,16 @@
     </w:lvl>
   </w:abstractNum>
   <w:abstractNum w:abstractNumId="1">
-    <w:nsid w:val="79BC7509"/>
+    <w:nsid w:val="63434106"/>
     <w:multiLevelType w:val="hybridMultilevel"/>
-    <w:tmpl w:val="186A1A62"/>
-    <w:lvl w:ilvl="0" w:tplc="E15E6C3E">
+    <w:tmpl w:val="FAAC3560"/>
+    <w:lvl w:ilvl="0" w:tplc="26A63300">
       <w:start w:val="1"/>
-      <w:numFmt w:val="japaneseCounting"/>
-      <w:lvlText w:val="%1、"/>
+      <w:numFmt w:val="decimal"/>
+      <w:lvlText w:val="%1，"/>
       <w:lvlJc w:val="left"/>
       <w:pPr>
-        <w:ind w:left="420" w:hanging="420"/>
+        <w:ind w:left="360" w:hanging="360"/>
       </w:pPr>
       <w:rPr>
         <w:rFonts w:hint="default"/>
@@ -1661,11 +2822,195 @@
       </w:pPr>
     </w:lvl>
   </w:abstractNum>
+  <w:abstractNum w:abstractNumId="2">
+    <w:nsid w:val="6D895F5A"/>
+    <w:multiLevelType w:val="hybridMultilevel"/>
+    <w:tmpl w:val="430EE808"/>
+    <w:lvl w:ilvl="0" w:tplc="867E10C8">
+      <w:start w:val="1"/>
+      <w:numFmt w:val="decimal"/>
+      <w:lvlText w:val="%1）"/>
+      <w:lvlJc w:val="left"/>
+      <w:pPr>
+        <w:ind w:left="360" w:hanging="360"/>
+      </w:pPr>
+      <w:rPr>
+        <w:rFonts w:hint="default"/>
+      </w:rPr>
+    </w:lvl>
+    <w:lvl w:ilvl="1" w:tplc="04090019" w:tentative="1">
+      <w:start w:val="1"/>
+      <w:numFmt w:val="lowerLetter"/>
+      <w:lvlText w:val="%2)"/>
+      <w:lvlJc w:val="left"/>
+      <w:pPr>
+        <w:ind w:left="840" w:hanging="420"/>
+      </w:pPr>
+    </w:lvl>
+    <w:lvl w:ilvl="2" w:tplc="0409001B" w:tentative="1">
+      <w:start w:val="1"/>
+      <w:numFmt w:val="lowerRoman"/>
+      <w:lvlText w:val="%3."/>
+      <w:lvlJc w:val="right"/>
+      <w:pPr>
+        <w:ind w:left="1260" w:hanging="420"/>
+      </w:pPr>
+    </w:lvl>
+    <w:lvl w:ilvl="3" w:tplc="0409000F" w:tentative="1">
+      <w:start w:val="1"/>
+      <w:numFmt w:val="decimal"/>
+      <w:lvlText w:val="%4."/>
+      <w:lvlJc w:val="left"/>
+      <w:pPr>
+        <w:ind w:left="1680" w:hanging="420"/>
+      </w:pPr>
+    </w:lvl>
+    <w:lvl w:ilvl="4" w:tplc="04090019" w:tentative="1">
+      <w:start w:val="1"/>
+      <w:numFmt w:val="lowerLetter"/>
+      <w:lvlText w:val="%5)"/>
+      <w:lvlJc w:val="left"/>
+      <w:pPr>
+        <w:ind w:left="2100" w:hanging="420"/>
+      </w:pPr>
+    </w:lvl>
+    <w:lvl w:ilvl="5" w:tplc="0409001B" w:tentative="1">
+      <w:start w:val="1"/>
+      <w:numFmt w:val="lowerRoman"/>
+      <w:lvlText w:val="%6."/>
+      <w:lvlJc w:val="right"/>
+      <w:pPr>
+        <w:ind w:left="2520" w:hanging="420"/>
+      </w:pPr>
+    </w:lvl>
+    <w:lvl w:ilvl="6" w:tplc="0409000F" w:tentative="1">
+      <w:start w:val="1"/>
+      <w:numFmt w:val="decimal"/>
+      <w:lvlText w:val="%7."/>
+      <w:lvlJc w:val="left"/>
+      <w:pPr>
+        <w:ind w:left="2940" w:hanging="420"/>
+      </w:pPr>
+    </w:lvl>
+    <w:lvl w:ilvl="7" w:tplc="04090019" w:tentative="1">
+      <w:start w:val="1"/>
+      <w:numFmt w:val="lowerLetter"/>
+      <w:lvlText w:val="%8)"/>
+      <w:lvlJc w:val="left"/>
+      <w:pPr>
+        <w:ind w:left="3360" w:hanging="420"/>
+      </w:pPr>
+    </w:lvl>
+    <w:lvl w:ilvl="8" w:tplc="0409001B" w:tentative="1">
+      <w:start w:val="1"/>
+      <w:numFmt w:val="lowerRoman"/>
+      <w:lvlText w:val="%9."/>
+      <w:lvlJc w:val="right"/>
+      <w:pPr>
+        <w:ind w:left="3780" w:hanging="420"/>
+      </w:pPr>
+    </w:lvl>
+  </w:abstractNum>
+  <w:abstractNum w:abstractNumId="3">
+    <w:nsid w:val="79BC7509"/>
+    <w:multiLevelType w:val="hybridMultilevel"/>
+    <w:tmpl w:val="186A1A62"/>
+    <w:lvl w:ilvl="0" w:tplc="E15E6C3E">
+      <w:start w:val="1"/>
+      <w:numFmt w:val="japaneseCounting"/>
+      <w:lvlText w:val="%1、"/>
+      <w:lvlJc w:val="left"/>
+      <w:pPr>
+        <w:ind w:left="420" w:hanging="420"/>
+      </w:pPr>
+      <w:rPr>
+        <w:rFonts w:hint="default"/>
+      </w:rPr>
+    </w:lvl>
+    <w:lvl w:ilvl="1" w:tplc="04090019" w:tentative="1">
+      <w:start w:val="1"/>
+      <w:numFmt w:val="lowerLetter"/>
+      <w:lvlText w:val="%2)"/>
+      <w:lvlJc w:val="left"/>
+      <w:pPr>
+        <w:ind w:left="840" w:hanging="420"/>
+      </w:pPr>
+    </w:lvl>
+    <w:lvl w:ilvl="2" w:tplc="0409001B" w:tentative="1">
+      <w:start w:val="1"/>
+      <w:numFmt w:val="lowerRoman"/>
+      <w:lvlText w:val="%3."/>
+      <w:lvlJc w:val="right"/>
+      <w:pPr>
+        <w:ind w:left="1260" w:hanging="420"/>
+      </w:pPr>
+    </w:lvl>
+    <w:lvl w:ilvl="3" w:tplc="0409000F" w:tentative="1">
+      <w:start w:val="1"/>
+      <w:numFmt w:val="decimal"/>
+      <w:lvlText w:val="%4."/>
+      <w:lvlJc w:val="left"/>
+      <w:pPr>
+        <w:ind w:left="1680" w:hanging="420"/>
+      </w:pPr>
+    </w:lvl>
+    <w:lvl w:ilvl="4" w:tplc="04090019" w:tentative="1">
+      <w:start w:val="1"/>
+      <w:numFmt w:val="lowerLetter"/>
+      <w:lvlText w:val="%5)"/>
+      <w:lvlJc w:val="left"/>
+      <w:pPr>
+        <w:ind w:left="2100" w:hanging="420"/>
+      </w:pPr>
+    </w:lvl>
+    <w:lvl w:ilvl="5" w:tplc="0409001B" w:tentative="1">
+      <w:start w:val="1"/>
+      <w:numFmt w:val="lowerRoman"/>
+      <w:lvlText w:val="%6."/>
+      <w:lvlJc w:val="right"/>
+      <w:pPr>
+        <w:ind w:left="2520" w:hanging="420"/>
+      </w:pPr>
+    </w:lvl>
+    <w:lvl w:ilvl="6" w:tplc="0409000F" w:tentative="1">
+      <w:start w:val="1"/>
+      <w:numFmt w:val="decimal"/>
+      <w:lvlText w:val="%7."/>
+      <w:lvlJc w:val="left"/>
+      <w:pPr>
+        <w:ind w:left="2940" w:hanging="420"/>
+      </w:pPr>
+    </w:lvl>
+    <w:lvl w:ilvl="7" w:tplc="04090019" w:tentative="1">
+      <w:start w:val="1"/>
+      <w:numFmt w:val="lowerLetter"/>
+      <w:lvlText w:val="%8)"/>
+      <w:lvlJc w:val="left"/>
+      <w:pPr>
+        <w:ind w:left="3360" w:hanging="420"/>
+      </w:pPr>
+    </w:lvl>
+    <w:lvl w:ilvl="8" w:tplc="0409001B" w:tentative="1">
+      <w:start w:val="1"/>
+      <w:numFmt w:val="lowerRoman"/>
+      <w:lvlText w:val="%9."/>
+      <w:lvlJc w:val="right"/>
+      <w:pPr>
+        <w:ind w:left="3780" w:hanging="420"/>
+      </w:pPr>
+    </w:lvl>
+  </w:abstractNum>
   <w:num w:numId="1">
-    <w:abstractNumId w:val="1"/>
+    <w:abstractNumId w:val="3"/>
   </w:num>
   <w:num w:numId="2">
+    <w:abstractNumId w:val="2"/>
+  </w:num>
+  <w:num w:numId="3">
     <w:abstractNumId w:val="0"/>
+  </w:num>
+  <w:num w:numId="4">
+    <w:abstractNumId w:val="1"/>
   </w:num>
 </w:numbering>
 </file>
